--- a/en/wisdom-stories/generous-man.docx
+++ b/en/wisdom-stories/generous-man.docx
@@ -23,7 +23,7 @@
         <w:spacing w:after="80"/>
       </w:pPr>
       <w:r>
-        <w:t>“Do you expect the poor to be grateful to you for everything you share with them?”</w:t>
+        <w:t>“Do you expect the poor to be grateful to you for the blessings you distribute to them?”</w:t>
       </w:r>
     </w:p>
     <w:p>
@@ -53,11 +53,9 @@
         <w:rPr>
           <w:b/>
         </w:rPr>
-        <w:t>Moral:</w:t>
+        <w:t>Moral: Those who do good should not consider themselves the true owners of what they give. They are only instruments; the true Giver is Allah.</w:t>
       </w:r>
-      <w:r>
-        <w:t xml:space="preserve"> Those who do good should not consider themselves the true owners of what they give. They are only instruments; the true Giver is Allah.</w:t>
-      </w:r>
+      <w:r/>
     </w:p>
     <w:p>
       <w:pPr>
@@ -68,7 +66,7 @@
           <w:i/>
           <w:sz w:val="18"/>
         </w:rPr>
-        <w:t>Source: Publicly available internet sources.</w:t>
+        <w:t>Stories are taken from open Internet sources; illustrations were created with AI.</w:t>
       </w:r>
     </w:p>
     <w:sectPr>
